--- a/KURSANLEITUNG.docx
+++ b/KURSANLEITUNG.docx
@@ -58,7 +58,7 @@
         <w:pStyle w:val="FirstParagraph"/>
       </w:pPr>
       <w:r>
-        <w:t xml:space="preserve">Sie haben ein vorbereitetes Projekt erhalten: die</w:t>
+        <w:t xml:space="preserve">Sie erhalten ein vorbereitetes Projekt: die</w:t>
       </w:r>
       <w:r>
         <w:t xml:space="preserve"> </w:t>
@@ -198,7 +198,7 @@
     </w:p>
     <w:bookmarkEnd w:id="9"/>
     <w:bookmarkEnd w:id="10"/>
-    <w:bookmarkStart w:id="11" w:name="voraussetzungen"/>
+    <w:bookmarkStart w:id="12" w:name="voraussetzungen"/>
     <w:p>
       <w:pPr>
         <w:pStyle w:val="Heading1"/>
@@ -250,7 +250,84 @@
           <w:b/>
           <w:bCs/>
         </w:rPr>
-        <w:t xml:space="preserve">Den Projektordner</w:t>
+        <w:t xml:space="preserve">Ein GitHub-Konto</w:t>
+      </w:r>
+      <w:r>
+        <w:t xml:space="preserve"> </w:t>
+      </w:r>
+      <w:r>
+        <w:t xml:space="preserve">(kostenlos, github.com) und</w:t>
+      </w:r>
+      <w:r>
+        <w:t xml:space="preserve"> </w:t>
+      </w:r>
+      <w:r>
+        <w:rPr>
+          <w:b/>
+          <w:bCs/>
+        </w:rPr>
+        <w:t xml:space="preserve">GitHub Desktop</w:t>
+      </w:r>
+      <w:r>
+        <w:t xml:space="preserve"> </w:t>
+      </w:r>
+      <w:r>
+        <w:t xml:space="preserve">(kostenlos, desktop.github.com) — damit holen Sie sich das Projekt ohne Terminal.</w:t>
+      </w:r>
+    </w:p>
+    <w:p>
+      <w:pPr>
+        <w:pStyle w:val="Compact"/>
+        <w:numPr>
+          <w:ilvl w:val="0"/>
+          <w:numId w:val="1002"/>
+        </w:numPr>
+      </w:pPr>
+      <w:r>
+        <w:rPr>
+          <w:b/>
+          <w:bCs/>
+        </w:rPr>
+        <w:t xml:space="preserve">Ein Terminal</w:t>
+      </w:r>
+      <w:r>
+        <w:t xml:space="preserve">, in dem Sie Claude Code starten. Auf dem Mac ist das die App «Terminal». Unter Windows brauchen Sie</w:t>
+      </w:r>
+      <w:r>
+        <w:t xml:space="preserve"> </w:t>
+      </w:r>
+      <w:r>
+        <w:rPr>
+          <w:b/>
+          <w:bCs/>
+        </w:rPr>
+        <w:t xml:space="preserve">Git Bash</w:t>
+      </w:r>
+      <w:r>
+        <w:t xml:space="preserve"> </w:t>
+      </w:r>
+      <w:r>
+        <w:t xml:space="preserve">(kostenlos, wird mit Git installiert) — die normale Windows-Eingabeaufforderung reicht nicht.</w:t>
+      </w:r>
+    </w:p>
+    <w:p>
+      <w:pPr>
+        <w:pStyle w:val="FirstParagraph"/>
+      </w:pPr>
+      <w:r>
+        <w:t xml:space="preserve">Sie müssen im Terminal nur zwei Dinge können:</w:t>
+      </w:r>
+    </w:p>
+    <w:p>
+      <w:pPr>
+        <w:pStyle w:val="Compact"/>
+        <w:numPr>
+          <w:ilvl w:val="0"/>
+          <w:numId w:val="1003"/>
+        </w:numPr>
+      </w:pPr>
+      <w:r>
+        <w:t xml:space="preserve">In den Projektordner wechseln:</w:t>
       </w:r>
       <w:r>
         <w:t xml:space="preserve"> </w:t>
@@ -259,48 +336,28 @@
         <w:rPr>
           <w:rStyle w:val="VerbatimChar"/>
         </w:rPr>
-        <w:t xml:space="preserve">landingpage-fabrik</w:t>
-      </w:r>
-      <w:r>
-        <w:t xml:space="preserve"> </w:t>
-      </w:r>
-      <w:r>
-        <w:t xml:space="preserve">auf Ihrem Computer (Sie haben ihn als Kopie erhalten).</w:t>
-      </w:r>
-    </w:p>
-    <w:p>
-      <w:pPr>
-        <w:pStyle w:val="Compact"/>
-        <w:numPr>
-          <w:ilvl w:val="0"/>
-          <w:numId w:val="1002"/>
-        </w:numPr>
-      </w:pPr>
-      <w:r>
-        <w:rPr>
-          <w:b/>
-          <w:bCs/>
-        </w:rPr>
-        <w:t xml:space="preserve">Ein Terminal</w:t>
-      </w:r>
-      <w:r>
-        <w:t xml:space="preserve">, in dem Sie Claude Code starten. Auf dem Mac ist das die App «Terminal». Unter Windows brauchen Sie</w:t>
-      </w:r>
-      <w:r>
-        <w:t xml:space="preserve"> </w:t>
-      </w:r>
-      <w:r>
-        <w:rPr>
-          <w:b/>
-          <w:bCs/>
-        </w:rPr>
-        <w:t xml:space="preserve">Git Bash</w:t>
-      </w:r>
-      <w:r>
-        <w:t xml:space="preserve"> </w:t>
-      </w:r>
-      <w:r>
-        <w:t xml:space="preserve">(kostenlos, wird mit Git installiert) — die normale Windows-Eingabeaufforderung reicht nicht.</w:t>
+        <w:t xml:space="preserve">cd Pfad/zum/Ordner/&lt;ihr-projektname&gt;</w:t>
+      </w:r>
+    </w:p>
+    <w:p>
+      <w:pPr>
+        <w:pStyle w:val="Compact"/>
+        <w:numPr>
+          <w:ilvl w:val="0"/>
+          <w:numId w:val="1003"/>
+        </w:numPr>
+      </w:pPr>
+      <w:r>
+        <w:t xml:space="preserve">Claude Code starten:</w:t>
+      </w:r>
+      <w:r>
+        <w:t xml:space="preserve"> </w:t>
+      </w:r>
+      <w:r>
+        <w:rPr>
+          <w:rStyle w:val="VerbatimChar"/>
+        </w:rPr>
+        <w:t xml:space="preserve">claude</w:t>
       </w:r>
     </w:p>
     <w:p>
@@ -308,19 +365,115 @@
         <w:pStyle w:val="FirstParagraph"/>
       </w:pPr>
       <w:r>
-        <w:t xml:space="preserve">Sie müssen im Terminal nur zwei Dinge können:</w:t>
-      </w:r>
-    </w:p>
-    <w:p>
-      <w:pPr>
-        <w:pStyle w:val="Compact"/>
-        <w:numPr>
-          <w:ilvl w:val="0"/>
-          <w:numId w:val="1003"/>
-        </w:numPr>
-      </w:pPr>
-      <w:r>
-        <w:t xml:space="preserve">In den Projektordner wechseln:</w:t>
+        <w:t xml:space="preserve">Alles Weitere geschieht im Gespräch mit Claude.</w:t>
+      </w:r>
+    </w:p>
+    <w:bookmarkStart w:id="11" w:name="X7f248c13ee5e17aed491cbcc41297388c603150"/>
+    <w:p>
+      <w:pPr>
+        <w:pStyle w:val="Heading2"/>
+      </w:pPr>
+      <w:r>
+        <w:t xml:space="preserve">Schritt 0: Das Projekt holen (einmalig, ca. 10 Minuten)</w:t>
+      </w:r>
+    </w:p>
+    <w:p>
+      <w:pPr>
+        <w:pStyle w:val="FirstParagraph"/>
+      </w:pPr>
+      <w:r>
+        <w:t xml:space="preserve">Das Startkit liegt als Vorlage auf GitHub. Sie erstellen daraus Ihr</w:t>
+      </w:r>
+      <w:r>
+        <w:t xml:space="preserve"> </w:t>
+      </w:r>
+      <w:r>
+        <w:rPr>
+          <w:b/>
+          <w:bCs/>
+        </w:rPr>
+        <w:t xml:space="preserve">eigenes</w:t>
+      </w:r>
+      <w:r>
+        <w:t xml:space="preserve"> </w:t>
+      </w:r>
+      <w:r>
+        <w:t xml:space="preserve">Projekt — eine Kopie, die nur Ihnen gehört.</w:t>
+      </w:r>
+    </w:p>
+    <w:p>
+      <w:pPr>
+        <w:pStyle w:val="Compact"/>
+        <w:numPr>
+          <w:ilvl w:val="0"/>
+          <w:numId w:val="1004"/>
+        </w:numPr>
+      </w:pPr>
+      <w:r>
+        <w:t xml:space="preserve">Öffnen Sie im Browser:</w:t>
+      </w:r>
+      <w:r>
+        <w:t xml:space="preserve"> </w:t>
+      </w:r>
+      <w:r>
+        <w:rPr>
+          <w:b/>
+          <w:bCs/>
+        </w:rPr>
+        <w:t xml:space="preserve">https://github.com/hwitzthum/project-template</w:t>
+      </w:r>
+    </w:p>
+    <w:p>
+      <w:pPr>
+        <w:pStyle w:val="Compact"/>
+        <w:numPr>
+          <w:ilvl w:val="0"/>
+          <w:numId w:val="1004"/>
+        </w:numPr>
+      </w:pPr>
+      <w:r>
+        <w:t xml:space="preserve">Klicken Sie oben rechts auf den grünen Button</w:t>
+      </w:r>
+      <w:r>
+        <w:t xml:space="preserve"> </w:t>
+      </w:r>
+      <w:r>
+        <w:rPr>
+          <w:b/>
+          <w:bCs/>
+        </w:rPr>
+        <w:t xml:space="preserve">«Use this template»</w:t>
+      </w:r>
+      <w:r>
+        <w:t xml:space="preserve"> </w:t>
+      </w:r>
+      <w:r>
+        <w:t xml:space="preserve">→</w:t>
+      </w:r>
+      <w:r>
+        <w:t xml:space="preserve"> </w:t>
+      </w:r>
+      <w:r>
+        <w:rPr>
+          <w:b/>
+          <w:bCs/>
+        </w:rPr>
+        <w:t xml:space="preserve">«Create a new repository»</w:t>
+      </w:r>
+      <w:r>
+        <w:t xml:space="preserve">.</w:t>
+      </w:r>
+    </w:p>
+    <w:p>
+      <w:pPr>
+        <w:pStyle w:val="Compact"/>
+        <w:numPr>
+          <w:ilvl w:val="0"/>
+          <w:numId w:val="1004"/>
+        </w:numPr>
+      </w:pPr>
+      <w:r>
+        <w:t xml:space="preserve">Geben Sie einen Namen (z.B.</w:t>
       </w:r>
       <w:r>
         <w:t xml:space="preserve"> </w:t>
@@ -329,19 +482,121 @@
         <w:rPr>
           <w:rStyle w:val="VerbatimChar"/>
         </w:rPr>
-        <w:t xml:space="preserve">cd Pfad/zum/Ordner/landingpage-fabrik</w:t>
-      </w:r>
-    </w:p>
-    <w:p>
-      <w:pPr>
-        <w:pStyle w:val="Compact"/>
-        <w:numPr>
-          <w:ilvl w:val="0"/>
-          <w:numId w:val="1003"/>
-        </w:numPr>
-      </w:pPr>
-      <w:r>
-        <w:t xml:space="preserve">Claude Code starten:</w:t>
+        <w:t xml:space="preserve">landingpages-meinverein</w:t>
+      </w:r>
+      <w:r>
+        <w:t xml:space="preserve">), wählen Sie</w:t>
+      </w:r>
+      <w:r>
+        <w:t xml:space="preserve"> </w:t>
+      </w:r>
+      <w:r>
+        <w:rPr>
+          <w:b/>
+          <w:bCs/>
+        </w:rPr>
+        <w:t xml:space="preserve">Private</w:t>
+      </w:r>
+      <w:r>
+        <w:t xml:space="preserve">, und klicken Sie</w:t>
+      </w:r>
+      <w:r>
+        <w:t xml:space="preserve"> </w:t>
+      </w:r>
+      <w:r>
+        <w:rPr>
+          <w:b/>
+          <w:bCs/>
+        </w:rPr>
+        <w:t xml:space="preserve">«Create repository»</w:t>
+      </w:r>
+      <w:r>
+        <w:t xml:space="preserve">. Sie haben jetzt Ihr eigenes Projekt auf GitHub.</w:t>
+      </w:r>
+    </w:p>
+    <w:p>
+      <w:pPr>
+        <w:pStyle w:val="Compact"/>
+        <w:numPr>
+          <w:ilvl w:val="0"/>
+          <w:numId w:val="1004"/>
+        </w:numPr>
+      </w:pPr>
+      <w:r>
+        <w:t xml:space="preserve">Auf diesem neuen Projekt: grüner Button</w:t>
+      </w:r>
+      <w:r>
+        <w:t xml:space="preserve"> </w:t>
+      </w:r>
+      <w:r>
+        <w:rPr>
+          <w:b/>
+          <w:bCs/>
+        </w:rPr>
+        <w:t xml:space="preserve">«Code»</w:t>
+      </w:r>
+      <w:r>
+        <w:t xml:space="preserve"> </w:t>
+      </w:r>
+      <w:r>
+        <w:t xml:space="preserve">→</w:t>
+      </w:r>
+      <w:r>
+        <w:t xml:space="preserve"> </w:t>
+      </w:r>
+      <w:r>
+        <w:rPr>
+          <w:b/>
+          <w:bCs/>
+        </w:rPr>
+        <w:t xml:space="preserve">«Open with GitHub Desktop»</w:t>
+      </w:r>
+      <w:r>
+        <w:t xml:space="preserve">. GitHub Desktop fragt, wo der Ordner auf Ihrem Computer liegen soll — merken Sie sich diesen Pfad.</w:t>
+      </w:r>
+    </w:p>
+    <w:p>
+      <w:pPr>
+        <w:pStyle w:val="Compact"/>
+        <w:numPr>
+          <w:ilvl w:val="0"/>
+          <w:numId w:val="1004"/>
+        </w:numPr>
+      </w:pPr>
+      <w:r>
+        <w:t xml:space="preserve">In GitHub Desktop:</w:t>
+      </w:r>
+      <w:r>
+        <w:t xml:space="preserve"> </w:t>
+      </w:r>
+      <w:r>
+        <w:rPr>
+          <w:b/>
+          <w:bCs/>
+        </w:rPr>
+        <w:t xml:space="preserve">«Repository» → «Open in Terminal»</w:t>
+      </w:r>
+      <w:r>
+        <w:t xml:space="preserve"> </w:t>
+      </w:r>
+      <w:r>
+        <w:t xml:space="preserve">(Mac) bzw.</w:t>
+      </w:r>
+      <w:r>
+        <w:t xml:space="preserve"> </w:t>
+      </w:r>
+      <w:r>
+        <w:rPr>
+          <w:b/>
+          <w:bCs/>
+        </w:rPr>
+        <w:t xml:space="preserve">«Open in Git Bash»</w:t>
+      </w:r>
+      <w:r>
+        <w:t xml:space="preserve"> </w:t>
+      </w:r>
+      <w:r>
+        <w:t xml:space="preserve">(Windows). Dort tippen Sie</w:t>
       </w:r>
       <w:r>
         <w:t xml:space="preserve"> </w:t>
@@ -352,17 +607,40 @@
         </w:rPr>
         <w:t xml:space="preserve">claude</w:t>
       </w:r>
+      <w:r>
+        <w:t xml:space="preserve"> </w:t>
+      </w:r>
+      <w:r>
+        <w:t xml:space="preserve">— fertig.</w:t>
+      </w:r>
     </w:p>
     <w:p>
       <w:pPr>
         <w:pStyle w:val="FirstParagraph"/>
       </w:pPr>
       <w:r>
-        <w:t xml:space="preserve">Alles Weitere geschieht im Gespräch mit Claude.</w:t>
+        <w:t xml:space="preserve">Wichtig:</w:t>
+      </w:r>
+      <w:r>
+        <w:t xml:space="preserve"> </w:t>
+      </w:r>
+      <w:r>
+        <w:rPr>
+          <w:b/>
+          <w:bCs/>
+        </w:rPr>
+        <w:t xml:space="preserve">Nicht als ZIP herunterladen.</w:t>
+      </w:r>
+      <w:r>
+        <w:t xml:space="preserve"> </w:t>
+      </w:r>
+      <w:r>
+        <w:t xml:space="preserve">Die ZIP-Variante hat keine Projekt-Historie, und ohne sie funktionieren die eingebauten Sicherheitsprüfungen nicht.</w:t>
       </w:r>
     </w:p>
     <w:bookmarkEnd w:id="11"/>
-    <w:bookmarkStart w:id="12" w:name="der-projektordner-was-wo-liegt"/>
+    <w:bookmarkEnd w:id="12"/>
+    <w:bookmarkStart w:id="13" w:name="der-projektordner-was-wo-liegt"/>
     <w:p>
       <w:pPr>
         <w:pStyle w:val="Heading1"/>
@@ -671,8 +949,8 @@
         <w:t xml:space="preserve">) ist Claudes Werkstatt. Sie müssen dort nichts anfassen.</w:t>
       </w:r>
     </w:p>
-    <w:bookmarkEnd w:id="12"/>
-    <w:bookmarkStart w:id="19" w:name="die-schritte"/>
+    <w:bookmarkEnd w:id="13"/>
+    <w:bookmarkStart w:id="20" w:name="die-schritte"/>
     <w:p>
       <w:pPr>
         <w:pStyle w:val="Heading1"/>
@@ -681,7 +959,7 @@
         <w:t xml:space="preserve">Die Schritte</w:t>
       </w:r>
     </w:p>
-    <w:bookmarkStart w:id="13" w:name="Xfeae061e6cb3c0b5867ac73be3856e4e7a2bc21"/>
+    <w:bookmarkStart w:id="14" w:name="Xfeae061e6cb3c0b5867ac73be3856e4e7a2bc21"/>
     <w:p>
       <w:pPr>
         <w:pStyle w:val="Heading2"/>
@@ -736,7 +1014,7 @@
         <w:pStyle w:val="Compact"/>
         <w:numPr>
           <w:ilvl w:val="0"/>
-          <w:numId w:val="1004"/>
+          <w:numId w:val="1005"/>
         </w:numPr>
       </w:pPr>
       <w:r>
@@ -763,7 +1041,7 @@
         <w:pStyle w:val="Compact"/>
         <w:numPr>
           <w:ilvl w:val="0"/>
-          <w:numId w:val="1004"/>
+          <w:numId w:val="1005"/>
         </w:numPr>
       </w:pPr>
       <w:r>
@@ -790,7 +1068,7 @@
         <w:pStyle w:val="Compact"/>
         <w:numPr>
           <w:ilvl w:val="0"/>
-          <w:numId w:val="1004"/>
+          <w:numId w:val="1005"/>
         </w:numPr>
       </w:pPr>
       <w:r>
@@ -802,7 +1080,7 @@
         <w:pStyle w:val="Compact"/>
         <w:numPr>
           <w:ilvl w:val="0"/>
-          <w:numId w:val="1004"/>
+          <w:numId w:val="1005"/>
         </w:numPr>
       </w:pPr>
       <w:r>
@@ -845,8 +1123,8 @@
         <w:t xml:space="preserve">Eine Regel-Datei, die Claude in jeder künftigen Sitzung automatisch beachtet — Sie müssen die Regeln nie wiederholen.</w:t>
       </w:r>
     </w:p>
-    <w:bookmarkEnd w:id="13"/>
-    <w:bookmarkStart w:id="14" w:name="X270258398161a7624d84d7c99f10aef3db1f019"/>
+    <w:bookmarkEnd w:id="14"/>
+    <w:bookmarkStart w:id="15" w:name="X270258398161a7624d84d7c99f10aef3db1f019"/>
     <w:p>
       <w:pPr>
         <w:pStyle w:val="Heading2"/>
@@ -916,7 +1194,7 @@
         <w:pStyle w:val="Compact"/>
         <w:numPr>
           <w:ilvl w:val="0"/>
-          <w:numId w:val="1005"/>
+          <w:numId w:val="1006"/>
         </w:numPr>
       </w:pPr>
       <w:r>
@@ -928,7 +1206,7 @@
         <w:pStyle w:val="Compact"/>
         <w:numPr>
           <w:ilvl w:val="0"/>
-          <w:numId w:val="1005"/>
+          <w:numId w:val="1006"/>
         </w:numPr>
       </w:pPr>
       <w:r>
@@ -948,7 +1226,7 @@
         <w:pStyle w:val="Compact"/>
         <w:numPr>
           <w:ilvl w:val="0"/>
-          <w:numId w:val="1006"/>
+          <w:numId w:val="1007"/>
         </w:numPr>
       </w:pPr>
       <w:r>
@@ -985,8 +1263,8 @@
         <w:t xml:space="preserve">Alles, was Sie dort nicht ausschliessen, baut Claude möglicherweise aus Gefälligkeit mit — und Sie zahlen für Arbeit, die Sie nicht wollten. Nehmen Sie sich für diesen Abschnitt Zeit.</w:t>
       </w:r>
     </w:p>
-    <w:bookmarkEnd w:id="14"/>
-    <w:bookmarkStart w:id="15" w:name="X32c55683a59b9ba8cc0d12b6f181de4484a2ade"/>
+    <w:bookmarkEnd w:id="15"/>
+    <w:bookmarkStart w:id="16" w:name="X32c55683a59b9ba8cc0d12b6f181de4484a2ade"/>
     <w:p>
       <w:pPr>
         <w:pStyle w:val="Heading2"/>
@@ -1036,7 +1314,7 @@
         <w:pStyle w:val="Compact"/>
         <w:numPr>
           <w:ilvl w:val="0"/>
-          <w:numId w:val="1007"/>
+          <w:numId w:val="1008"/>
         </w:numPr>
       </w:pPr>
       <w:r>
@@ -1079,7 +1357,7 @@
         <w:pStyle w:val="Compact"/>
         <w:numPr>
           <w:ilvl w:val="0"/>
-          <w:numId w:val="1007"/>
+          <w:numId w:val="1008"/>
         </w:numPr>
       </w:pPr>
       <w:r>
@@ -1104,7 +1382,7 @@
         <w:pStyle w:val="Compact"/>
         <w:numPr>
           <w:ilvl w:val="0"/>
-          <w:numId w:val="1007"/>
+          <w:numId w:val="1008"/>
         </w:numPr>
       </w:pPr>
       <w:r>
@@ -1146,7 +1424,7 @@
         <w:pStyle w:val="Compact"/>
         <w:numPr>
           <w:ilvl w:val="0"/>
-          <w:numId w:val="1007"/>
+          <w:numId w:val="1008"/>
         </w:numPr>
       </w:pPr>
       <w:r>
@@ -1158,7 +1436,7 @@
         <w:pStyle w:val="Compact"/>
         <w:numPr>
           <w:ilvl w:val="0"/>
-          <w:numId w:val="1007"/>
+          <w:numId w:val="1008"/>
         </w:numPr>
       </w:pPr>
       <w:r>
@@ -1180,7 +1458,7 @@
         <w:pStyle w:val="Compact"/>
         <w:numPr>
           <w:ilvl w:val="0"/>
-          <w:numId w:val="1007"/>
+          <w:numId w:val="1008"/>
         </w:numPr>
       </w:pPr>
       <w:r>
@@ -1192,7 +1470,7 @@
         <w:pStyle w:val="Compact"/>
         <w:numPr>
           <w:ilvl w:val="0"/>
-          <w:numId w:val="1007"/>
+          <w:numId w:val="1008"/>
         </w:numPr>
       </w:pPr>
       <w:r>
@@ -1216,7 +1494,7 @@
         <w:pStyle w:val="Compact"/>
         <w:numPr>
           <w:ilvl w:val="0"/>
-          <w:numId w:val="1008"/>
+          <w:numId w:val="1009"/>
         </w:numPr>
       </w:pPr>
       <w:r>
@@ -1243,7 +1521,7 @@
         <w:pStyle w:val="Compact"/>
         <w:numPr>
           <w:ilvl w:val="0"/>
-          <w:numId w:val="1008"/>
+          <w:numId w:val="1009"/>
         </w:numPr>
       </w:pPr>
       <w:r>
@@ -1267,7 +1545,7 @@
         <w:pStyle w:val="Compact"/>
         <w:numPr>
           <w:ilvl w:val="0"/>
-          <w:numId w:val="1008"/>
+          <w:numId w:val="1009"/>
         </w:numPr>
       </w:pPr>
       <w:r>
@@ -1307,15 +1585,15 @@
         <w:pStyle w:val="Compact"/>
         <w:numPr>
           <w:ilvl w:val="0"/>
-          <w:numId w:val="1008"/>
+          <w:numId w:val="1009"/>
         </w:numPr>
       </w:pPr>
       <w:r>
         <w:t xml:space="preserve">Bitten Sie Claude: «Führe ./scripts/next-tasks.sh aus.» Es sollten mehrere Aufgaben als bereit angezeigt werden. Wird nur eine angezeigt, fragen Sie: «Bestätige für jede Abhängigkeit, dass sie technisch zwingend ist.»</w:t>
       </w:r>
     </w:p>
-    <w:bookmarkEnd w:id="15"/>
-    <w:bookmarkStart w:id="16" w:name="X61b153f06b063b544ce8e2df55c6ffd36b399bd"/>
+    <w:bookmarkEnd w:id="16"/>
+    <w:bookmarkStart w:id="17" w:name="X61b153f06b063b544ce8e2df55c6ffd36b399bd"/>
     <w:p>
       <w:pPr>
         <w:pStyle w:val="Heading2"/>
@@ -1349,7 +1627,7 @@
         <w:pStyle w:val="Compact"/>
         <w:numPr>
           <w:ilvl w:val="0"/>
-          <w:numId w:val="1009"/>
+          <w:numId w:val="1010"/>
         </w:numPr>
       </w:pPr>
       <w:r>
@@ -1361,7 +1639,7 @@
         <w:pStyle w:val="Compact"/>
         <w:numPr>
           <w:ilvl w:val="0"/>
-          <w:numId w:val="1009"/>
+          <w:numId w:val="1010"/>
         </w:numPr>
       </w:pPr>
       <w:r>
@@ -1373,7 +1651,7 @@
         <w:pStyle w:val="Compact"/>
         <w:numPr>
           <w:ilvl w:val="0"/>
-          <w:numId w:val="1009"/>
+          <w:numId w:val="1010"/>
         </w:numPr>
       </w:pPr>
       <w:r>
@@ -1385,7 +1663,7 @@
         <w:pStyle w:val="Compact"/>
         <w:numPr>
           <w:ilvl w:val="0"/>
-          <w:numId w:val="1009"/>
+          <w:numId w:val="1010"/>
         </w:numPr>
       </w:pPr>
       <w:r>
@@ -1465,7 +1743,7 @@
         <w:pStyle w:val="Compact"/>
         <w:numPr>
           <w:ilvl w:val="0"/>
-          <w:numId w:val="1010"/>
+          <w:numId w:val="1011"/>
         </w:numPr>
       </w:pPr>
       <w:r>
@@ -1501,7 +1779,7 @@
         <w:pStyle w:val="Compact"/>
         <w:numPr>
           <w:ilvl w:val="0"/>
-          <w:numId w:val="1010"/>
+          <w:numId w:val="1011"/>
         </w:numPr>
       </w:pPr>
       <w:r>
@@ -1513,7 +1791,7 @@
         <w:pStyle w:val="Compact"/>
         <w:numPr>
           <w:ilvl w:val="0"/>
-          <w:numId w:val="1010"/>
+          <w:numId w:val="1011"/>
         </w:numPr>
       </w:pPr>
       <w:r>
@@ -1543,7 +1821,7 @@
         <w:pStyle w:val="Compact"/>
         <w:numPr>
           <w:ilvl w:val="0"/>
-          <w:numId w:val="1011"/>
+          <w:numId w:val="1012"/>
         </w:numPr>
       </w:pPr>
       <w:r>
@@ -1564,7 +1842,7 @@
         <w:pStyle w:val="Compact"/>
         <w:numPr>
           <w:ilvl w:val="0"/>
-          <w:numId w:val="1011"/>
+          <w:numId w:val="1012"/>
         </w:numPr>
       </w:pPr>
       <w:r>
@@ -1585,7 +1863,7 @@
         <w:pStyle w:val="Compact"/>
         <w:numPr>
           <w:ilvl w:val="0"/>
-          <w:numId w:val="1011"/>
+          <w:numId w:val="1012"/>
         </w:numPr>
       </w:pPr>
       <w:r>
@@ -1631,8 +1909,8 @@
         <w:t xml:space="preserve">), richten Sie sich danach. Wenn nicht, ist das kein Problem — es geht nur um Kosten, nicht um Funktion.</w:t>
       </w:r>
     </w:p>
-    <w:bookmarkEnd w:id="16"/>
-    <w:bookmarkStart w:id="17" w:name="Xb62123c0c69c88fbeaebfcf53922b970bff7963"/>
+    <w:bookmarkEnd w:id="17"/>
+    <w:bookmarkStart w:id="18" w:name="Xb62123c0c69c88fbeaebfcf53922b970bff7963"/>
     <w:p>
       <w:pPr>
         <w:pStyle w:val="Heading2"/>
@@ -1654,7 +1932,7 @@
         <w:pStyle w:val="Compact"/>
         <w:numPr>
           <w:ilvl w:val="0"/>
-          <w:numId w:val="1012"/>
+          <w:numId w:val="1013"/>
         </w:numPr>
       </w:pPr>
       <w:r>
@@ -1676,7 +1954,7 @@
         <w:pStyle w:val="Compact"/>
         <w:numPr>
           <w:ilvl w:val="0"/>
-          <w:numId w:val="1012"/>
+          <w:numId w:val="1013"/>
         </w:numPr>
       </w:pPr>
       <w:r>
@@ -1698,7 +1976,7 @@
         <w:pStyle w:val="Compact"/>
         <w:numPr>
           <w:ilvl w:val="0"/>
-          <w:numId w:val="1012"/>
+          <w:numId w:val="1013"/>
         </w:numPr>
       </w:pPr>
       <w:r>
@@ -1730,8 +2008,8 @@
         <w:t xml:space="preserve">steht pro erledigter Aufgabe, wie viele Runden und Tokens sie gekostet hat. Sie müssen das nicht auswerten — aber wenn eine Aufgabe auffällig teuer war, fragen Sie Claude warum. Meist ist die Antwort: Die Aufgabe war zu gross oder zu vage.</w:t>
       </w:r>
     </w:p>
-    <w:bookmarkEnd w:id="17"/>
-    <w:bookmarkStart w:id="18" w:name="weitere-seiten"/>
+    <w:bookmarkEnd w:id="18"/>
+    <w:bookmarkStart w:id="19" w:name="weitere-seiten"/>
     <w:p>
       <w:pPr>
         <w:pStyle w:val="Heading2"/>
@@ -1748,9 +2026,9 @@
         <w:t xml:space="preserve">Für jede weitere Landingpage: Schritt 2 (neuer Brief), dann eine kurze Initialisierung nur für diese Seite. Sagen Sie Claude: «Es gibt einen neuen Brief in docs/briefs/&lt;slug&gt;.md. Ergänze features.md um eine Gruppe für diese Seite und lege die zugehörigen Aufgaben in docs/tasks/ an — nach demselben Vorgehen wie in docs/templates/initializer-prompt.md, aber nur für diese Seite. Stelle mir vorher die Fragen, deren Antwort die Zerlegung ändern würde.» Dann weiter mit Schritt 4.</w:t>
       </w:r>
     </w:p>
-    <w:bookmarkEnd w:id="18"/>
     <w:bookmarkEnd w:id="19"/>
-    <w:bookmarkStart w:id="24" w:name="was-sie-wissen-sollten"/>
+    <w:bookmarkEnd w:id="20"/>
+    <w:bookmarkStart w:id="25" w:name="was-sie-wissen-sollten"/>
     <w:p>
       <w:pPr>
         <w:pStyle w:val="Heading1"/>
@@ -1759,7 +2037,7 @@
         <w:t xml:space="preserve">Was Sie wissen sollten</w:t>
       </w:r>
     </w:p>
-    <w:bookmarkStart w:id="20" w:name="was-claude-nicht-darf-mit-absicht"/>
+    <w:bookmarkStart w:id="21" w:name="was-claude-nicht-darf-mit-absicht"/>
     <w:p>
       <w:pPr>
         <w:pStyle w:val="Heading2"/>
@@ -1794,7 +2072,7 @@
         <w:pStyle w:val="Compact"/>
         <w:numPr>
           <w:ilvl w:val="0"/>
-          <w:numId w:val="1013"/>
+          <w:numId w:val="1014"/>
         </w:numPr>
       </w:pPr>
       <w:r>
@@ -1839,7 +2117,7 @@
         <w:pStyle w:val="Compact"/>
         <w:numPr>
           <w:ilvl w:val="0"/>
-          <w:numId w:val="1013"/>
+          <w:numId w:val="1014"/>
         </w:numPr>
       </w:pPr>
       <w:r>
@@ -1860,7 +2138,7 @@
         <w:pStyle w:val="Compact"/>
         <w:numPr>
           <w:ilvl w:val="0"/>
-          <w:numId w:val="1013"/>
+          <w:numId w:val="1014"/>
         </w:numPr>
       </w:pPr>
       <w:r>
@@ -1875,8 +2153,8 @@
         <w:t xml:space="preserve">Wenn Claude sagt, es dürfe etwas nicht: Das ist kein Fehler, sondern der Schutz. Veröffentlichen Sie Seiten bewusst und selbst — Claude erklärt Ihnen, wie.</w:t>
       </w:r>
     </w:p>
-    <w:bookmarkEnd w:id="20"/>
-    <w:bookmarkStart w:id="21" w:name="geheimnisse"/>
+    <w:bookmarkEnd w:id="21"/>
+    <w:bookmarkStart w:id="22" w:name="geheimnisse"/>
     <w:p>
       <w:pPr>
         <w:pStyle w:val="Heading2"/>
@@ -1955,8 +2233,8 @@
         <w:t xml:space="preserve">Der Chat ist kein Tresor.</w:t>
       </w:r>
     </w:p>
-    <w:bookmarkEnd w:id="21"/>
-    <w:bookmarkStart w:id="22" w:name="wenn-etwas-schiefgeht"/>
+    <w:bookmarkEnd w:id="22"/>
+    <w:bookmarkStart w:id="23" w:name="wenn-etwas-schiefgeht"/>
     <w:p>
       <w:pPr>
         <w:pStyle w:val="Heading2"/>
@@ -1970,7 +2248,7 @@
         <w:pStyle w:val="Compact"/>
         <w:numPr>
           <w:ilvl w:val="0"/>
-          <w:numId w:val="1014"/>
+          <w:numId w:val="1015"/>
         </w:numPr>
       </w:pPr>
       <w:r>
@@ -1992,7 +2270,7 @@
         <w:pStyle w:val="Compact"/>
         <w:numPr>
           <w:ilvl w:val="0"/>
-          <w:numId w:val="1014"/>
+          <w:numId w:val="1015"/>
         </w:numPr>
       </w:pPr>
       <w:r>
@@ -2014,7 +2292,7 @@
         <w:pStyle w:val="Compact"/>
         <w:numPr>
           <w:ilvl w:val="0"/>
-          <w:numId w:val="1014"/>
+          <w:numId w:val="1015"/>
         </w:numPr>
       </w:pPr>
       <w:r>
@@ -2049,7 +2327,7 @@
         <w:pStyle w:val="Compact"/>
         <w:numPr>
           <w:ilvl w:val="0"/>
-          <w:numId w:val="1014"/>
+          <w:numId w:val="1015"/>
         </w:numPr>
       </w:pPr>
       <w:r>
@@ -2071,7 +2349,7 @@
         <w:pStyle w:val="Compact"/>
         <w:numPr>
           <w:ilvl w:val="0"/>
-          <w:numId w:val="1014"/>
+          <w:numId w:val="1015"/>
         </w:numPr>
       </w:pPr>
       <w:r>
@@ -2088,8 +2366,8 @@
         <w:t xml:space="preserve">Alles ist in Git gespeichert. Sagen Sie: «Zeige mir die letzten Commits und erkläre, was sich seit dem letzten funktionierenden Stand geändert hat.»</w:t>
       </w:r>
     </w:p>
-    <w:bookmarkEnd w:id="22"/>
-    <w:bookmarkStart w:id="23" w:name="drei-regeln-die-alles-zusammenhalten"/>
+    <w:bookmarkEnd w:id="23"/>
+    <w:bookmarkStart w:id="24" w:name="drei-regeln-die-alles-zusammenhalten"/>
     <w:p>
       <w:pPr>
         <w:pStyle w:val="Heading2"/>
@@ -2103,7 +2381,7 @@
         <w:pStyle w:val="Compact"/>
         <w:numPr>
           <w:ilvl w:val="0"/>
-          <w:numId w:val="1015"/>
+          <w:numId w:val="1016"/>
         </w:numPr>
       </w:pPr>
       <w:r>
@@ -2125,7 +2403,7 @@
         <w:pStyle w:val="Compact"/>
         <w:numPr>
           <w:ilvl w:val="0"/>
-          <w:numId w:val="1015"/>
+          <w:numId w:val="1016"/>
         </w:numPr>
       </w:pPr>
       <w:r>
@@ -2147,7 +2425,7 @@
         <w:pStyle w:val="Compact"/>
         <w:numPr>
           <w:ilvl w:val="0"/>
-          <w:numId w:val="1015"/>
+          <w:numId w:val="1016"/>
         </w:numPr>
       </w:pPr>
       <w:r>
@@ -2164,9 +2442,9 @@
         <w:t xml:space="preserve">Sie müssen keinen Code lesen. Sie müssen die Seite anschauen.</w:t>
       </w:r>
     </w:p>
-    <w:bookmarkEnd w:id="23"/>
     <w:bookmarkEnd w:id="24"/>
-    <w:bookmarkStart w:id="25" w:name="kleines-glossar"/>
+    <w:bookmarkEnd w:id="25"/>
+    <w:bookmarkStart w:id="26" w:name="kleines-glossar"/>
     <w:p>
       <w:pPr>
         <w:pStyle w:val="Heading1"/>
@@ -2478,7 +2756,7 @@
         </w:tc>
       </w:tr>
     </w:tbl>
-    <w:bookmarkEnd w:id="25"/>
+    <w:bookmarkEnd w:id="26"/>
     <w:sectPr>
       <w:footnotePr>
         <w:numRestart w:val="eachSect"/>
@@ -2962,6 +3240,36 @@
     </w:lvlOverride>
   </w:num>
   <w:num w:numId="1006">
+    <w:abstractNumId w:val="99411"/>
+    <w:lvlOverride w:ilvl="0">
+      <w:startOverride w:val="1"/>
+    </w:lvlOverride>
+    <w:lvlOverride w:ilvl="1">
+      <w:startOverride w:val="1"/>
+    </w:lvlOverride>
+    <w:lvlOverride w:ilvl="2">
+      <w:startOverride w:val="1"/>
+    </w:lvlOverride>
+    <w:lvlOverride w:ilvl="3">
+      <w:startOverride w:val="1"/>
+    </w:lvlOverride>
+    <w:lvlOverride w:ilvl="4">
+      <w:startOverride w:val="1"/>
+    </w:lvlOverride>
+    <w:lvlOverride w:ilvl="5">
+      <w:startOverride w:val="1"/>
+    </w:lvlOverride>
+    <w:lvlOverride w:ilvl="6">
+      <w:startOverride w:val="1"/>
+    </w:lvlOverride>
+    <w:lvlOverride w:ilvl="7">
+      <w:startOverride w:val="1"/>
+    </w:lvlOverride>
+    <w:lvlOverride w:ilvl="8">
+      <w:startOverride w:val="1"/>
+    </w:lvlOverride>
+  </w:num>
+  <w:num w:numId="1007">
     <w:abstractNumId w:val="99413"/>
     <w:lvlOverride w:ilvl="0">
       <w:startOverride w:val="3"/>
@@ -2991,7 +3299,7 @@
       <w:startOverride w:val="3"/>
     </w:lvlOverride>
   </w:num>
-  <w:num w:numId="1007">
+  <w:num w:numId="1008">
     <w:abstractNumId w:val="99411"/>
     <w:lvlOverride w:ilvl="0">
       <w:startOverride w:val="1"/>
@@ -3021,38 +3329,8 @@
       <w:startOverride w:val="1"/>
     </w:lvlOverride>
   </w:num>
-  <w:num w:numId="1008">
+  <w:num w:numId="1009">
     <w:abstractNumId w:val="991"/>
-  </w:num>
-  <w:num w:numId="1009">
-    <w:abstractNumId w:val="99411"/>
-    <w:lvlOverride w:ilvl="0">
-      <w:startOverride w:val="1"/>
-    </w:lvlOverride>
-    <w:lvlOverride w:ilvl="1">
-      <w:startOverride w:val="1"/>
-    </w:lvlOverride>
-    <w:lvlOverride w:ilvl="2">
-      <w:startOverride w:val="1"/>
-    </w:lvlOverride>
-    <w:lvlOverride w:ilvl="3">
-      <w:startOverride w:val="1"/>
-    </w:lvlOverride>
-    <w:lvlOverride w:ilvl="4">
-      <w:startOverride w:val="1"/>
-    </w:lvlOverride>
-    <w:lvlOverride w:ilvl="5">
-      <w:startOverride w:val="1"/>
-    </w:lvlOverride>
-    <w:lvlOverride w:ilvl="6">
-      <w:startOverride w:val="1"/>
-    </w:lvlOverride>
-    <w:lvlOverride w:ilvl="7">
-      <w:startOverride w:val="1"/>
-    </w:lvlOverride>
-    <w:lvlOverride w:ilvl="8">
-      <w:startOverride w:val="1"/>
-    </w:lvlOverride>
   </w:num>
   <w:num w:numId="1010">
     <w:abstractNumId w:val="99411"/>
@@ -3085,9 +3363,39 @@
     </w:lvlOverride>
   </w:num>
   <w:num w:numId="1011">
+    <w:abstractNumId w:val="99411"/>
+    <w:lvlOverride w:ilvl="0">
+      <w:startOverride w:val="1"/>
+    </w:lvlOverride>
+    <w:lvlOverride w:ilvl="1">
+      <w:startOverride w:val="1"/>
+    </w:lvlOverride>
+    <w:lvlOverride w:ilvl="2">
+      <w:startOverride w:val="1"/>
+    </w:lvlOverride>
+    <w:lvlOverride w:ilvl="3">
+      <w:startOverride w:val="1"/>
+    </w:lvlOverride>
+    <w:lvlOverride w:ilvl="4">
+      <w:startOverride w:val="1"/>
+    </w:lvlOverride>
+    <w:lvlOverride w:ilvl="5">
+      <w:startOverride w:val="1"/>
+    </w:lvlOverride>
+    <w:lvlOverride w:ilvl="6">
+      <w:startOverride w:val="1"/>
+    </w:lvlOverride>
+    <w:lvlOverride w:ilvl="7">
+      <w:startOverride w:val="1"/>
+    </w:lvlOverride>
+    <w:lvlOverride w:ilvl="8">
+      <w:startOverride w:val="1"/>
+    </w:lvlOverride>
+  </w:num>
+  <w:num w:numId="1012">
     <w:abstractNumId w:val="991"/>
   </w:num>
-  <w:num w:numId="1012">
+  <w:num w:numId="1013">
     <w:abstractNumId w:val="99411"/>
     <w:lvlOverride w:ilvl="0">
       <w:startOverride w:val="1"/>
@@ -3116,14 +3424,14 @@
     <w:lvlOverride w:ilvl="8">
       <w:startOverride w:val="1"/>
     </w:lvlOverride>
-  </w:num>
-  <w:num w:numId="1013">
-    <w:abstractNumId w:val="991"/>
   </w:num>
   <w:num w:numId="1014">
     <w:abstractNumId w:val="991"/>
   </w:num>
   <w:num w:numId="1015">
+    <w:abstractNumId w:val="991"/>
+  </w:num>
+  <w:num w:numId="1016">
     <w:abstractNumId w:val="99411"/>
     <w:lvlOverride w:ilvl="0">
       <w:startOverride w:val="1"/>

--- a/KURSANLEITUNG.docx
+++ b/KURSANLEITUNG.docx
@@ -612,6 +612,31 @@
       </w:r>
       <w:r>
         <w:t xml:space="preserve">— fertig.</w:t>
+      </w:r>
+    </w:p>
+    <w:p>
+      <w:pPr>
+        <w:pStyle w:val="Compact"/>
+        <w:numPr>
+          <w:ilvl w:val="0"/>
+          <w:numId w:val="1004"/>
+        </w:numPr>
+      </w:pPr>
+      <w:r>
+        <w:t xml:space="preserve">Beim allerersten Start fragt Claude Code, ob Sie den Dateien in diesem Ordner vertrauen. Antworten Sie mit</w:t>
+      </w:r>
+      <w:r>
+        <w:t xml:space="preserve"> </w:t>
+      </w:r>
+      <w:r>
+        <w:rPr>
+          <w:b/>
+          <w:bCs/>
+        </w:rPr>
+        <w:t xml:space="preserve">Ja</w:t>
+      </w:r>
+      <w:r>
+        <w:t xml:space="preserve">. Verneinen Sie, bleiben die eingebauten Schutzregeln wirkungslos — Claude dürfte dann alles, was unten unter «Was Claude nicht darf» ausgeschlossen ist.</w:t>
       </w:r>
     </w:p>
     <w:p>

--- a/KURSANLEITUNG.docx
+++ b/KURSANLEITUNG.docx
@@ -37,7 +37,7 @@
         <w:p>
           <w:r>
             <w:fldChar w:fldCharType="begin" w:dirty="true"/>
-            <w:instrText xml:space="preserve">TOC \o "1-2" \h \z \u</w:instrText>
+            <w:instrText xml:space="preserve">TOC \o "1-3" \h \z \u</w:instrText>
             <w:fldChar w:fldCharType="separate"/>
             <w:fldChar w:fldCharType="end"/>
           </w:r>
@@ -636,7 +636,10 @@
         <w:t xml:space="preserve">Ja</w:t>
       </w:r>
       <w:r>
-        <w:t xml:space="preserve">. Verneinen Sie, bleiben die eingebauten Schutzregeln wirkungslos — Claude dürfte dann alles, was unten unter «Was Claude nicht darf» ausgeschlossen ist.</w:t>
+        <w:t xml:space="preserve"> </w:t>
+      </w:r>
+      <w:r>
+        <w:t xml:space="preserve">— bei «Nein» beendet sich Claude Code sofort. Erst mit dieser Bestätigung gelten die eingebauten Schutzregeln (siehe unten «Was Claude nicht darf»).</w:t>
       </w:r>
     </w:p>
     <w:p>

--- a/KURSANLEITUNG.docx
+++ b/KURSANLEITUNG.docx
@@ -2079,7 +2079,7 @@
         <w:pStyle w:val="FirstParagraph"/>
       </w:pPr>
       <w:r>
-        <w:t xml:space="preserve">Die Fabrik hat Sicherheitsregeln eingebaut. Claude kann</w:t>
+        <w:t xml:space="preserve">Die Fabrik hat Sperren eingebaut. Claude darf</w:t>
       </w:r>
       <w:r>
         <w:t xml:space="preserve"> </w:t>
@@ -2155,7 +2155,7 @@
         <w:rPr>
           <w:rStyle w:val="VerbatimChar"/>
         </w:rPr>
-        <w:t xml:space="preserve">rm -rf</w:t>
+        <w:t xml:space="preserve">rm -r…</w:t>
       </w:r>
       <w:r>
         <w:t xml:space="preserve">),</w:t>
@@ -2170,12 +2170,77 @@
         </w:numPr>
       </w:pPr>
       <w:r>
+        <w:t xml:space="preserve">ungespeicherte Arbeit verwerfen (</w:t>
+      </w:r>
+      <w:r>
+        <w:rPr>
+          <w:rStyle w:val="VerbatimChar"/>
+        </w:rPr>
+        <w:t xml:space="preserve">git reset --hard</w:t>
+      </w:r>
+      <w:r>
+        <w:t xml:space="preserve">,</w:t>
+      </w:r>
+      <w:r>
+        <w:t xml:space="preserve"> </w:t>
+      </w:r>
+      <w:r>
+        <w:rPr>
+          <w:rStyle w:val="VerbatimChar"/>
+        </w:rPr>
+        <w:t xml:space="preserve">git checkout --</w:t>
+      </w:r>
+      <w:r>
+        <w:t xml:space="preserve">,</w:t>
+      </w:r>
+      <w:r>
+        <w:t xml:space="preserve"> </w:t>
+      </w:r>
+      <w:r>
+        <w:rPr>
+          <w:rStyle w:val="VerbatimChar"/>
+        </w:rPr>
+        <w:t xml:space="preserve">git clean</w:t>
+      </w:r>
+      <w:r>
+        <w:t xml:space="preserve">,</w:t>
+      </w:r>
+      <w:r>
+        <w:t xml:space="preserve"> </w:t>
+      </w:r>
+      <w:r>
+        <w:rPr>
+          <w:rStyle w:val="VerbatimChar"/>
+        </w:rPr>
+        <w:t xml:space="preserve">git restore</w:t>
+      </w:r>
+      <w:r>
+        <w:t xml:space="preserve">),</w:t>
+      </w:r>
+    </w:p>
+    <w:p>
+      <w:pPr>
+        <w:pStyle w:val="Compact"/>
+        <w:numPr>
+          <w:ilvl w:val="0"/>
+          <w:numId w:val="1014"/>
+        </w:numPr>
+      </w:pPr>
+      <w:r>
         <w:t xml:space="preserve">speichern («commit»), wenn die automatische Prüfung rot ist.</w:t>
       </w:r>
     </w:p>
     <w:p>
       <w:pPr>
         <w:pStyle w:val="FirstParagraph"/>
+      </w:pPr>
+      <w:r>
+        <w:t xml:space="preserve">Diese Sperren prüfen jeden Befehl, bevor er läuft — auch versteckt in einem längeren Befehl. Sie sind ein Stolperdraht, kein Tresor: Wer Claude ausdrücklich bittet, eine Sperre zu umgehen, bekommt vielleicht einen Weg. Bitten Sie also nicht darum.</w:t>
+      </w:r>
+    </w:p>
+    <w:p>
+      <w:pPr>
+        <w:pStyle w:val="BodyText"/>
       </w:pPr>
       <w:r>
         <w:t xml:space="preserve">Wenn Claude sagt, es dürfe etwas nicht: Das ist kein Fehler, sondern der Schutz. Veröffentlichen Sie Seiten bewusst und selbst — Claude erklärt Ihnen, wie.</w:t>

--- a/KURSANLEITUNG.docx
+++ b/KURSANLEITUNG.docx
@@ -1715,7 +1715,73 @@
         <w:pStyle w:val="BodyText"/>
       </w:pPr>
       <w:r>
-        <w:t xml:space="preserve">Claude beendet die Aufgabe selbst: Es prüft, speichert («commit») und schreibt die Übergabenotiz. Falls es das vergisst, sagen Sie: «Aktualisiere docs/state/handoff.md.»</w:t>
+        <w:t xml:space="preserve">Claude schliesst die Aufgabe mit einem einzigen Befehl ab:</w:t>
+      </w:r>
+      <w:r>
+        <w:t xml:space="preserve"> </w:t>
+      </w:r>
+      <w:r>
+        <w:rPr>
+          <w:rStyle w:val="VerbatimChar"/>
+        </w:rPr>
+        <w:t xml:space="preserve">./scripts/finish-task.sh &lt;nummer&gt;</w:t>
+      </w:r>
+      <w:r>
+        <w:t xml:space="preserve">. Der Befehl prüft zuerst alles. Nur wenn die Prüfung grün ist, wird die Aufgabe auf «erledigt» gesetzt, in</w:t>
+      </w:r>
+      <w:r>
+        <w:t xml:space="preserve"> </w:t>
+      </w:r>
+      <w:r>
+        <w:rPr>
+          <w:rStyle w:val="VerbatimChar"/>
+        </w:rPr>
+        <w:t xml:space="preserve">docs/state/metrics.csv</w:t>
+      </w:r>
+      <w:r>
+        <w:t xml:space="preserve"> </w:t>
+      </w:r>
+      <w:r>
+        <w:t xml:space="preserve">vermerkt und gespeichert. Ist die Prüfung rot, ändert sich</w:t>
+      </w:r>
+      <w:r>
+        <w:t xml:space="preserve"> </w:t>
+      </w:r>
+      <w:r>
+        <w:rPr>
+          <w:b/>
+          <w:bCs/>
+        </w:rPr>
+        <w:t xml:space="preserve">nichts</w:t>
+      </w:r>
+      <w:r>
+        <w:t xml:space="preserve"> </w:t>
+      </w:r>
+      <w:r>
+        <w:t xml:space="preserve">— Claude muss erst die Ursache beheben. Blosses Speichern («commit») schliesst keine Aufgabe ab.</w:t>
+      </w:r>
+    </w:p>
+    <w:p>
+      <w:pPr>
+        <w:pStyle w:val="BodyText"/>
+      </w:pPr>
+      <w:r>
+        <w:t xml:space="preserve">Danach schreibt Claude die Übergabenotiz. Daran müssen Sie Claude nicht mehr erinnern: Wurde in der Sitzung gearbeitet, aber</w:t>
+      </w:r>
+      <w:r>
+        <w:t xml:space="preserve"> </w:t>
+      </w:r>
+      <w:r>
+        <w:rPr>
+          <w:rStyle w:val="VerbatimChar"/>
+        </w:rPr>
+        <w:t xml:space="preserve">docs/state/handoff.md</w:t>
+      </w:r>
+      <w:r>
+        <w:t xml:space="preserve"> </w:t>
+      </w:r>
+      <w:r>
+        <w:t xml:space="preserve">nicht aktualisiert, lässt sich die Sitzung nicht beenden. Claude meldet dann «Stopp blockiert» — das ist der Schutz, kein Fehler.</w:t>
       </w:r>
     </w:p>
     <w:p>
@@ -2227,7 +2293,31 @@
         </w:numPr>
       </w:pPr>
       <w:r>
-        <w:t xml:space="preserve">speichern («commit»), wenn die automatische Prüfung rot ist.</w:t>
+        <w:t xml:space="preserve">speichern («commit»), wenn die automatische Prüfung rot ist,</w:t>
+      </w:r>
+    </w:p>
+    <w:p>
+      <w:pPr>
+        <w:pStyle w:val="Compact"/>
+        <w:numPr>
+          <w:ilvl w:val="0"/>
+          <w:numId w:val="1014"/>
+        </w:numPr>
+      </w:pPr>
+      <w:r>
+        <w:t xml:space="preserve">eine Aufgabe als erledigt melden, wenn die automatische Prüfung rot ist,</w:t>
+      </w:r>
+    </w:p>
+    <w:p>
+      <w:pPr>
+        <w:pStyle w:val="Compact"/>
+        <w:numPr>
+          <w:ilvl w:val="0"/>
+          <w:numId w:val="1014"/>
+        </w:numPr>
+      </w:pPr>
+      <w:r>
+        <w:t xml:space="preserve">die Sitzung beenden, ohne die Übergabenotiz geschrieben zu haben.</w:t>
       </w:r>
     </w:p>
     <w:p>
@@ -2748,6 +2838,30 @@
             </w:pPr>
             <w:r>
               <w:t xml:space="preserve">Die automatische Prüfung. GREEN = alles in Ordnung, RED = etwas ist kaputt.</w:t>
+            </w:r>
+          </w:p>
+        </w:tc>
+      </w:tr>
+      <w:tr>
+        <w:tc>
+          <w:tcPr/>
+          <w:p>
+            <w:pPr>
+              <w:pStyle w:val="Compact"/>
+            </w:pPr>
+            <w:r>
+              <w:t xml:space="preserve">finish-task</w:t>
+            </w:r>
+          </w:p>
+        </w:tc>
+        <w:tc>
+          <w:tcPr/>
+          <w:p>
+            <w:pPr>
+              <w:pStyle w:val="Compact"/>
+            </w:pPr>
+            <w:r>
+              <w:t xml:space="preserve">Der Befehl, der eine Aufgabe abschliesst: prüfen, auf «erledigt» setzen, speichern.</w:t>
             </w:r>
           </w:p>
         </w:tc>

--- a/KURSANLEITUNG.docx
+++ b/KURSANLEITUNG.docx
@@ -1152,13 +1152,13 @@
       </w:r>
     </w:p>
     <w:bookmarkEnd w:id="14"/>
-    <w:bookmarkStart w:id="15" w:name="X270258398161a7624d84d7c99f10aef3db1f019"/>
+    <w:bookmarkStart w:id="15" w:name="X0fda1d000029977eb720aa75b9b94edee25db30"/>
     <w:p>
       <w:pPr>
         <w:pStyle w:val="Heading2"/>
       </w:pPr>
       <w:r>
-        <w:t xml:space="preserve">Schritt 2: Den ersten Brief schreiben (ca. 20 Minuten)</w:t>
+        <w:t xml:space="preserve">Schritt 2: Den ersten Brief schreiben (ca. 30 Minuten)</w:t>
       </w:r>
     </w:p>
     <w:p>
@@ -1190,6 +1190,14 @@
         <w:pStyle w:val="BodyText"/>
       </w:pPr>
       <w:r>
+        <w:t xml:space="preserve">Legen Sie sich vorher die harten Angaben bereit: Preis, Datum, Ort, Anmeldeschluss — und was Sie an echten Belegen haben (Teilnehmerzahlen, Zitate, Jahreszahlen, Partnerlogos).</w:t>
+      </w:r>
+    </w:p>
+    <w:p>
+      <w:pPr>
+        <w:pStyle w:val="BodyText"/>
+      </w:pPr>
+      <w:r>
         <w:t xml:space="preserve">Sie können den Brief allein schreiben (Vorlage:</w:t>
       </w:r>
       <w:r>
@@ -1289,6 +1297,24 @@
       </w:r>
       <w:r>
         <w:t xml:space="preserve">Alles, was Sie dort nicht ausschliessen, baut Claude möglicherweise aus Gefälligkeit mit — und Sie zahlen für Arbeit, die Sie nicht wollten. Nehmen Sie sich für diesen Abschnitt Zeit.</w:t>
+      </w:r>
+    </w:p>
+    <w:p>
+      <w:pPr>
+        <w:pStyle w:val="BodyText"/>
+      </w:pPr>
+      <w:r>
+        <w:rPr>
+          <w:b/>
+          <w:bCs/>
+        </w:rPr>
+        <w:t xml:space="preserve">Die drei Abschnitte, die über den Erfolg der Seite entscheiden,</w:t>
+      </w:r>
+      <w:r>
+        <w:t xml:space="preserve"> </w:t>
+      </w:r>
+      <w:r>
+        <w:t xml:space="preserve">sind «Was der Besucher davon hat», «Was dagegen spricht» und «Belege, die ich habe». Aus ihnen entstehen zwei der fünf Abschnitte der fertigen Seite. Lassen Sie sie leer, hat Claude dafür nichts in der Hand — und eine Seite, die nur sagt, was Sie anbieten, überzeugt niemanden. Bei den Belegen gilt: nur Echtes. «Keine» ist eine gültige Antwort; erfundene Zahlen fliegen auf.</w:t>
       </w:r>
     </w:p>
     <w:bookmarkEnd w:id="15"/>

--- a/KURSANLEITUNG.docx
+++ b/KURSANLEITUNG.docx
@@ -1290,6 +1290,182 @@
           <w:b/>
           <w:bCs/>
         </w:rPr>
+        <w:t xml:space="preserve">So füllen Sie ihn aus — die Reihenfolge macht den Unterschied:</w:t>
+      </w:r>
+    </w:p>
+    <w:p>
+      <w:pPr>
+        <w:pStyle w:val="Compact"/>
+        <w:numPr>
+          <w:ilvl w:val="0"/>
+          <w:numId w:val="1008"/>
+        </w:numPr>
+      </w:pPr>
+      <w:r>
+        <w:rPr>
+          <w:b/>
+          <w:bCs/>
+        </w:rPr>
+        <w:t xml:space="preserve">Nicht von oben nach unten.</w:t>
+      </w:r>
+      <w:r>
+        <w:t xml:space="preserve"> </w:t>
+      </w:r>
+      <w:r>
+        <w:t xml:space="preserve">Tragen Sie zuerst ein, was Sie ohne Nachdenken wissen: Preis, Datum, Ort, Anmeldeschluss, Sprachen, Domain. Das kostet fünf Minuten, und Sie sehen sofort, was Ihnen noch fehlt.</w:t>
+      </w:r>
+    </w:p>
+    <w:p>
+      <w:pPr>
+        <w:pStyle w:val="Compact"/>
+        <w:numPr>
+          <w:ilvl w:val="0"/>
+          <w:numId w:val="1008"/>
+        </w:numPr>
+      </w:pPr>
+      <w:r>
+        <w:rPr>
+          <w:b/>
+          <w:bCs/>
+        </w:rPr>
+        <w:t xml:space="preserve">Dann die drei Abschnitte, die über den Erfolg entscheiden:</w:t>
+      </w:r>
+      <w:r>
+        <w:t xml:space="preserve"> </w:t>
+      </w:r>
+      <w:r>
+        <w:t xml:space="preserve">«Was der Besucher davon hat», «Was dagegen spricht» und «Belege, die ich habe». Sie sind die anstrengendsten und die wertvollsten — nehmen Sie sich dafür die halbe Zeit. Aus ihnen entstehen zwei der fünf Abschnitte der fertigen Seite. Bleiben sie leer, hat Claude dafür nichts in der Hand, und eine Seite, die nur sagt, was Sie anbieten, überzeugt niemanden.</w:t>
+      </w:r>
+    </w:p>
+    <w:p>
+      <w:pPr>
+        <w:pStyle w:val="Compact"/>
+        <w:numPr>
+          <w:ilvl w:val="0"/>
+          <w:numId w:val="1008"/>
+        </w:numPr>
+      </w:pPr>
+      <w:r>
+        <w:rPr>
+          <w:b/>
+          <w:bCs/>
+        </w:rPr>
+        <w:t xml:space="preserve">Den Zielsatz zuletzt.</w:t>
+      </w:r>
+      <w:r>
+        <w:t xml:space="preserve"> </w:t>
+      </w:r>
+      <w:r>
+        <w:t xml:space="preserve">Er wird schärfer, wenn alles andere steht.</w:t>
+      </w:r>
+    </w:p>
+    <w:p>
+      <w:pPr>
+        <w:pStyle w:val="FirstParagraph"/>
+      </w:pPr>
+      <w:r>
+        <w:t xml:space="preserve">Für die drei schwierigen Abschnitte gibt es je einen Handgriff, der zuverlässig funktioniert:</w:t>
+      </w:r>
+    </w:p>
+    <w:p>
+      <w:pPr>
+        <w:pStyle w:val="Compact"/>
+        <w:numPr>
+          <w:ilvl w:val="0"/>
+          <w:numId w:val="1009"/>
+        </w:numPr>
+      </w:pPr>
+      <w:r>
+        <w:rPr>
+          <w:b/>
+          <w:bCs/>
+        </w:rPr>
+        <w:t xml:space="preserve">Nutzen:</w:t>
+      </w:r>
+      <w:r>
+        <w:t xml:space="preserve"> </w:t>
+      </w:r>
+      <w:r>
+        <w:t xml:space="preserve">Schreiben Sie, was der Besucher danach</w:t>
+      </w:r>
+      <w:r>
+        <w:t xml:space="preserve"> </w:t>
+      </w:r>
+      <w:r>
+        <w:rPr>
+          <w:b/>
+          <w:bCs/>
+        </w:rPr>
+        <w:t xml:space="preserve">kann, hat oder spart</w:t>
+      </w:r>
+      <w:r>
+        <w:t xml:space="preserve"> </w:t>
+      </w:r>
+      <w:r>
+        <w:t xml:space="preserve">— nicht, was Sie anbieten. Probe: Könnte ein Mitbewerber denselben Satz über sich schreiben, ist es noch kein Nutzen.</w:t>
+      </w:r>
+    </w:p>
+    <w:p>
+      <w:pPr>
+        <w:pStyle w:val="Compact"/>
+        <w:numPr>
+          <w:ilvl w:val="0"/>
+          <w:numId w:val="1009"/>
+        </w:numPr>
+      </w:pPr>
+      <w:r>
+        <w:rPr>
+          <w:b/>
+          <w:bCs/>
+        </w:rPr>
+        <w:t xml:space="preserve">Einwände:</w:t>
+      </w:r>
+      <w:r>
+        <w:t xml:space="preserve"> </w:t>
+      </w:r>
+      <w:r>
+        <w:t xml:space="preserve">Denken Sie an die letzten drei Menschen, die skeptisch nachgefragt haben — am Telefon, per E-Mail, am Stand. Deren Fragen sind die Einwände. Erfinden müssen Sie nichts.</w:t>
+      </w:r>
+    </w:p>
+    <w:p>
+      <w:pPr>
+        <w:pStyle w:val="Compact"/>
+        <w:numPr>
+          <w:ilvl w:val="0"/>
+          <w:numId w:val="1009"/>
+        </w:numPr>
+      </w:pPr>
+      <w:r>
+        <w:rPr>
+          <w:b/>
+          <w:bCs/>
+        </w:rPr>
+        <w:t xml:space="preserve">Belege:</w:t>
+      </w:r>
+      <w:r>
+        <w:t xml:space="preserve"> </w:t>
+      </w:r>
+      <w:r>
+        <w:t xml:space="preserve">Nur Echtes — in Mitgliederlisten, alten Newslettern und Dankes-Mails steckt mehr, als man denkt. Wen Sie namentlich zitieren, fragen Sie vorher. «Keine» ist eine gültige Antwort; erfundene Zahlen fliegen auf und kosten mehr, als sie bringen.</w:t>
+      </w:r>
+    </w:p>
+    <w:p>
+      <w:pPr>
+        <w:pStyle w:val="FirstParagraph"/>
+      </w:pPr>
+      <w:r>
+        <w:t xml:space="preserve">Zwei Dinge sparen Zeit: Wenn Sie etwas nicht wissen, sagen Sie «ich weiss es nicht», statt zu raten — Claude schlägt Ihnen dann übliche Optionen vor. Und formulieren Sie keine fertigen Texte; Stichworte genügen. Der Brief hält Fakten und Absicht fest, die Formulierung der Seite ist Claudes Arbeit, und Sie geben sie danach frei.</w:t>
+      </w:r>
+    </w:p>
+    <w:p>
+      <w:pPr>
+        <w:pStyle w:val="BodyText"/>
+      </w:pPr>
+      <w:r>
+        <w:rPr>
+          <w:b/>
+          <w:bCs/>
+        </w:rPr>
         <w:t xml:space="preserve">Der wichtigste Abschnitt ist «Nicht Teil dieser Seite».</w:t>
       </w:r>
       <w:r>
@@ -1304,17 +1480,7 @@
         <w:pStyle w:val="BodyText"/>
       </w:pPr>
       <w:r>
-        <w:rPr>
-          <w:b/>
-          <w:bCs/>
-        </w:rPr>
-        <w:t xml:space="preserve">Die drei Abschnitte, die über den Erfolg der Seite entscheiden,</w:t>
-      </w:r>
-      <w:r>
-        <w:t xml:space="preserve"> </w:t>
-      </w:r>
-      <w:r>
-        <w:t xml:space="preserve">sind «Was der Besucher davon hat», «Was dagegen spricht» und «Belege, die ich habe». Aus ihnen entstehen zwei der fünf Abschnitte der fertigen Seite. Lassen Sie sie leer, hat Claude dafür nichts in der Hand — und eine Seite, die nur sagt, was Sie anbieten, überzeugt niemanden. Bei den Belegen gilt: nur Echtes. «Keine» ist eine gültige Antwort; erfundene Zahlen fliegen auf.</w:t>
+        <w:t xml:space="preserve">Zum Schluss lesen Sie den fertigen Brief einmal so, als wären Sie der Besucher, den Sie beschrieben haben. Was Ihnen dabei fehlt, fehlt später auf der Seite.</w:t>
       </w:r>
     </w:p>
     <w:bookmarkEnd w:id="15"/>
@@ -1368,7 +1534,7 @@
         <w:pStyle w:val="Compact"/>
         <w:numPr>
           <w:ilvl w:val="0"/>
-          <w:numId w:val="1008"/>
+          <w:numId w:val="1010"/>
         </w:numPr>
       </w:pPr>
       <w:r>
@@ -1411,7 +1577,7 @@
         <w:pStyle w:val="Compact"/>
         <w:numPr>
           <w:ilvl w:val="0"/>
-          <w:numId w:val="1008"/>
+          <w:numId w:val="1010"/>
         </w:numPr>
       </w:pPr>
       <w:r>
@@ -1436,7 +1602,7 @@
         <w:pStyle w:val="Compact"/>
         <w:numPr>
           <w:ilvl w:val="0"/>
-          <w:numId w:val="1008"/>
+          <w:numId w:val="1010"/>
         </w:numPr>
       </w:pPr>
       <w:r>
@@ -1478,7 +1644,7 @@
         <w:pStyle w:val="Compact"/>
         <w:numPr>
           <w:ilvl w:val="0"/>
-          <w:numId w:val="1008"/>
+          <w:numId w:val="1010"/>
         </w:numPr>
       </w:pPr>
       <w:r>
@@ -1490,7 +1656,7 @@
         <w:pStyle w:val="Compact"/>
         <w:numPr>
           <w:ilvl w:val="0"/>
-          <w:numId w:val="1008"/>
+          <w:numId w:val="1010"/>
         </w:numPr>
       </w:pPr>
       <w:r>
@@ -1512,7 +1678,7 @@
         <w:pStyle w:val="Compact"/>
         <w:numPr>
           <w:ilvl w:val="0"/>
-          <w:numId w:val="1008"/>
+          <w:numId w:val="1010"/>
         </w:numPr>
       </w:pPr>
       <w:r>
@@ -1524,7 +1690,7 @@
         <w:pStyle w:val="Compact"/>
         <w:numPr>
           <w:ilvl w:val="0"/>
-          <w:numId w:val="1008"/>
+          <w:numId w:val="1010"/>
         </w:numPr>
       </w:pPr>
       <w:r>
@@ -1548,7 +1714,7 @@
         <w:pStyle w:val="Compact"/>
         <w:numPr>
           <w:ilvl w:val="0"/>
-          <w:numId w:val="1009"/>
+          <w:numId w:val="1011"/>
         </w:numPr>
       </w:pPr>
       <w:r>
@@ -1575,7 +1741,7 @@
         <w:pStyle w:val="Compact"/>
         <w:numPr>
           <w:ilvl w:val="0"/>
-          <w:numId w:val="1009"/>
+          <w:numId w:val="1011"/>
         </w:numPr>
       </w:pPr>
       <w:r>
@@ -1599,7 +1765,7 @@
         <w:pStyle w:val="Compact"/>
         <w:numPr>
           <w:ilvl w:val="0"/>
-          <w:numId w:val="1009"/>
+          <w:numId w:val="1011"/>
         </w:numPr>
       </w:pPr>
       <w:r>
@@ -1639,7 +1805,7 @@
         <w:pStyle w:val="Compact"/>
         <w:numPr>
           <w:ilvl w:val="0"/>
-          <w:numId w:val="1009"/>
+          <w:numId w:val="1011"/>
         </w:numPr>
       </w:pPr>
       <w:r>
@@ -1681,7 +1847,7 @@
         <w:pStyle w:val="Compact"/>
         <w:numPr>
           <w:ilvl w:val="0"/>
-          <w:numId w:val="1010"/>
+          <w:numId w:val="1012"/>
         </w:numPr>
       </w:pPr>
       <w:r>
@@ -1693,7 +1859,7 @@
         <w:pStyle w:val="Compact"/>
         <w:numPr>
           <w:ilvl w:val="0"/>
-          <w:numId w:val="1010"/>
+          <w:numId w:val="1012"/>
         </w:numPr>
       </w:pPr>
       <w:r>
@@ -1705,7 +1871,7 @@
         <w:pStyle w:val="Compact"/>
         <w:numPr>
           <w:ilvl w:val="0"/>
-          <w:numId w:val="1010"/>
+          <w:numId w:val="1012"/>
         </w:numPr>
       </w:pPr>
       <w:r>
@@ -1717,7 +1883,7 @@
         <w:pStyle w:val="Compact"/>
         <w:numPr>
           <w:ilvl w:val="0"/>
-          <w:numId w:val="1010"/>
+          <w:numId w:val="1012"/>
         </w:numPr>
       </w:pPr>
       <w:r>
@@ -1863,7 +2029,7 @@
         <w:pStyle w:val="Compact"/>
         <w:numPr>
           <w:ilvl w:val="0"/>
-          <w:numId w:val="1011"/>
+          <w:numId w:val="1013"/>
         </w:numPr>
       </w:pPr>
       <w:r>
@@ -1899,7 +2065,7 @@
         <w:pStyle w:val="Compact"/>
         <w:numPr>
           <w:ilvl w:val="0"/>
-          <w:numId w:val="1011"/>
+          <w:numId w:val="1013"/>
         </w:numPr>
       </w:pPr>
       <w:r>
@@ -1911,7 +2077,7 @@
         <w:pStyle w:val="Compact"/>
         <w:numPr>
           <w:ilvl w:val="0"/>
-          <w:numId w:val="1011"/>
+          <w:numId w:val="1013"/>
         </w:numPr>
       </w:pPr>
       <w:r>
@@ -1941,7 +2107,7 @@
         <w:pStyle w:val="Compact"/>
         <w:numPr>
           <w:ilvl w:val="0"/>
-          <w:numId w:val="1012"/>
+          <w:numId w:val="1014"/>
         </w:numPr>
       </w:pPr>
       <w:r>
@@ -1962,7 +2128,7 @@
         <w:pStyle w:val="Compact"/>
         <w:numPr>
           <w:ilvl w:val="0"/>
-          <w:numId w:val="1012"/>
+          <w:numId w:val="1014"/>
         </w:numPr>
       </w:pPr>
       <w:r>
@@ -1983,7 +2149,7 @@
         <w:pStyle w:val="Compact"/>
         <w:numPr>
           <w:ilvl w:val="0"/>
-          <w:numId w:val="1012"/>
+          <w:numId w:val="1014"/>
         </w:numPr>
       </w:pPr>
       <w:r>
@@ -2052,7 +2218,7 @@
         <w:pStyle w:val="Compact"/>
         <w:numPr>
           <w:ilvl w:val="0"/>
-          <w:numId w:val="1013"/>
+          <w:numId w:val="1015"/>
         </w:numPr>
       </w:pPr>
       <w:r>
@@ -2074,7 +2240,7 @@
         <w:pStyle w:val="Compact"/>
         <w:numPr>
           <w:ilvl w:val="0"/>
-          <w:numId w:val="1013"/>
+          <w:numId w:val="1015"/>
         </w:numPr>
       </w:pPr>
       <w:r>
@@ -2096,7 +2262,7 @@
         <w:pStyle w:val="Compact"/>
         <w:numPr>
           <w:ilvl w:val="0"/>
-          <w:numId w:val="1013"/>
+          <w:numId w:val="1015"/>
         </w:numPr>
       </w:pPr>
       <w:r>
@@ -2192,7 +2358,7 @@
         <w:pStyle w:val="Compact"/>
         <w:numPr>
           <w:ilvl w:val="0"/>
-          <w:numId w:val="1014"/>
+          <w:numId w:val="1016"/>
         </w:numPr>
       </w:pPr>
       <w:r>
@@ -2237,7 +2403,7 @@
         <w:pStyle w:val="Compact"/>
         <w:numPr>
           <w:ilvl w:val="0"/>
-          <w:numId w:val="1014"/>
+          <w:numId w:val="1016"/>
         </w:numPr>
       </w:pPr>
       <w:r>
@@ -2258,7 +2424,7 @@
         <w:pStyle w:val="Compact"/>
         <w:numPr>
           <w:ilvl w:val="0"/>
-          <w:numId w:val="1014"/>
+          <w:numId w:val="1016"/>
         </w:numPr>
       </w:pPr>
       <w:r>
@@ -2315,7 +2481,7 @@
         <w:pStyle w:val="Compact"/>
         <w:numPr>
           <w:ilvl w:val="0"/>
-          <w:numId w:val="1014"/>
+          <w:numId w:val="1016"/>
         </w:numPr>
       </w:pPr>
       <w:r>
@@ -2327,7 +2493,7 @@
         <w:pStyle w:val="Compact"/>
         <w:numPr>
           <w:ilvl w:val="0"/>
-          <w:numId w:val="1014"/>
+          <w:numId w:val="1016"/>
         </w:numPr>
       </w:pPr>
       <w:r>
@@ -2339,7 +2505,7 @@
         <w:pStyle w:val="Compact"/>
         <w:numPr>
           <w:ilvl w:val="0"/>
-          <w:numId w:val="1014"/>
+          <w:numId w:val="1016"/>
         </w:numPr>
       </w:pPr>
       <w:r>
@@ -2457,7 +2623,7 @@
         <w:pStyle w:val="Compact"/>
         <w:numPr>
           <w:ilvl w:val="0"/>
-          <w:numId w:val="1015"/>
+          <w:numId w:val="1017"/>
         </w:numPr>
       </w:pPr>
       <w:r>
@@ -2479,7 +2645,7 @@
         <w:pStyle w:val="Compact"/>
         <w:numPr>
           <w:ilvl w:val="0"/>
-          <w:numId w:val="1015"/>
+          <w:numId w:val="1017"/>
         </w:numPr>
       </w:pPr>
       <w:r>
@@ -2501,7 +2667,7 @@
         <w:pStyle w:val="Compact"/>
         <w:numPr>
           <w:ilvl w:val="0"/>
-          <w:numId w:val="1015"/>
+          <w:numId w:val="1017"/>
         </w:numPr>
       </w:pPr>
       <w:r>
@@ -2536,7 +2702,7 @@
         <w:pStyle w:val="Compact"/>
         <w:numPr>
           <w:ilvl w:val="0"/>
-          <w:numId w:val="1015"/>
+          <w:numId w:val="1017"/>
         </w:numPr>
       </w:pPr>
       <w:r>
@@ -2558,7 +2724,7 @@
         <w:pStyle w:val="Compact"/>
         <w:numPr>
           <w:ilvl w:val="0"/>
-          <w:numId w:val="1015"/>
+          <w:numId w:val="1017"/>
         </w:numPr>
       </w:pPr>
       <w:r>
@@ -2590,7 +2756,7 @@
         <w:pStyle w:val="Compact"/>
         <w:numPr>
           <w:ilvl w:val="0"/>
-          <w:numId w:val="1016"/>
+          <w:numId w:val="1018"/>
         </w:numPr>
       </w:pPr>
       <w:r>
@@ -2612,7 +2778,7 @@
         <w:pStyle w:val="Compact"/>
         <w:numPr>
           <w:ilvl w:val="0"/>
-          <w:numId w:val="1016"/>
+          <w:numId w:val="1018"/>
         </w:numPr>
       </w:pPr>
       <w:r>
@@ -2634,7 +2800,7 @@
         <w:pStyle w:val="Compact"/>
         <w:numPr>
           <w:ilvl w:val="0"/>
-          <w:numId w:val="1016"/>
+          <w:numId w:val="1018"/>
         </w:numPr>
       </w:pPr>
       <w:r>
@@ -3596,6 +3762,9 @@
     </w:lvlOverride>
   </w:num>
   <w:num w:numId="1011">
+    <w:abstractNumId w:val="991"/>
+  </w:num>
+  <w:num w:numId="1012">
     <w:abstractNumId w:val="99411"/>
     <w:lvlOverride w:ilvl="0">
       <w:startOverride w:val="1"/>
@@ -3624,9 +3793,6 @@
     <w:lvlOverride w:ilvl="8">
       <w:startOverride w:val="1"/>
     </w:lvlOverride>
-  </w:num>
-  <w:num w:numId="1012">
-    <w:abstractNumId w:val="991"/>
   </w:num>
   <w:num w:numId="1013">
     <w:abstractNumId w:val="99411"/>
@@ -3662,9 +3828,42 @@
     <w:abstractNumId w:val="991"/>
   </w:num>
   <w:num w:numId="1015">
+    <w:abstractNumId w:val="99411"/>
+    <w:lvlOverride w:ilvl="0">
+      <w:startOverride w:val="1"/>
+    </w:lvlOverride>
+    <w:lvlOverride w:ilvl="1">
+      <w:startOverride w:val="1"/>
+    </w:lvlOverride>
+    <w:lvlOverride w:ilvl="2">
+      <w:startOverride w:val="1"/>
+    </w:lvlOverride>
+    <w:lvlOverride w:ilvl="3">
+      <w:startOverride w:val="1"/>
+    </w:lvlOverride>
+    <w:lvlOverride w:ilvl="4">
+      <w:startOverride w:val="1"/>
+    </w:lvlOverride>
+    <w:lvlOverride w:ilvl="5">
+      <w:startOverride w:val="1"/>
+    </w:lvlOverride>
+    <w:lvlOverride w:ilvl="6">
+      <w:startOverride w:val="1"/>
+    </w:lvlOverride>
+    <w:lvlOverride w:ilvl="7">
+      <w:startOverride w:val="1"/>
+    </w:lvlOverride>
+    <w:lvlOverride w:ilvl="8">
+      <w:startOverride w:val="1"/>
+    </w:lvlOverride>
+  </w:num>
+  <w:num w:numId="1016">
     <w:abstractNumId w:val="991"/>
   </w:num>
-  <w:num w:numId="1016">
+  <w:num w:numId="1017">
+    <w:abstractNumId w:val="991"/>
+  </w:num>
+  <w:num w:numId="1018">
     <w:abstractNumId w:val="99411"/>
     <w:lvlOverride w:ilvl="0">
       <w:startOverride w:val="1"/>
